--- a/reports/Heart_Disease_MLOps_Report.docx
+++ b/reports/Heart_Disease_MLOps_Report.docx
@@ -246,7 +246,7 @@
     </w:p>
     <w:p>
       <w:r>
-        <w:t>The pipeline, EDA, lint, and unit tests have been executed locally. Docker build and deployment evidence still require a working container engine and a Kubernetes or cloud environment. Complete the author, repository, deployment, screenshots, and video fields before submission.</w:t>
+        <w:t>The pipeline, EDA, lint, and unit tests have been executed locally. The containerized API was also exercised on a Linux host: a sample prediction succeeded and Prometheus metrics recorded the request and its latency. Minikube or cloud deployment and the remaining submission evidence are still pending. Complete the author, deployment, screenshots, and video fields before submission.</w:t>
       </w:r>
     </w:p>
     <w:p>
@@ -2682,7 +2682,55 @@
     </w:p>
     <w:p>
       <w:r>
-        <w:t>The GitHub Actions workflow installs the pinned requirements, runs Ruff and pytest, downloads the official dataset, performs a reduced training search, and uploads model and report outputs as workflow artifacts. Because the current update has not yet reached GitHub, there is no workflow run screenshot or CI status to report.</w:t>
+        <w:t>The GitHub Actions workflow installs the pinned requirements, runs Ruff and pytest, downloads the official dataset, performs a reduced training search, and uploads model and report outputs as workflow artifacts. The supplied GitHub Actions screenshot shows two runs on master, both failed: mlops-ci #2 for commit 44a7ee3 (45 seconds) and mlops-ci #1 for commit 372cc59 (57 seconds). This confirms that CI was triggered, but it is not yet passing. The run-list screenshot does not show job logs, so the failure cause remains undiagnosed. Inspect the logs, fix the failure, rerun the workflow, and capture a successful run before submission.</w:t>
+      </w:r>
+    </w:p>
+    <w:p>
+      <w:pPr>
+        <w:jc w:val="center"/>
+      </w:pPr>
+      <w:r>
+        <w:drawing>
+          <wp:inline xmlns:a="http://schemas.openxmlformats.org/drawingml/2006/main" xmlns:pic="http://schemas.openxmlformats.org/drawingml/2006/picture">
+            <wp:extent cx="5715000" cy="1923143"/>
+            <wp:docPr id="4" name="Picture 4"/>
+            <wp:cNvGraphicFramePr>
+              <a:graphicFrameLocks noChangeAspect="1"/>
+            </wp:cNvGraphicFramePr>
+            <a:graphic>
+              <a:graphicData uri="http://schemas.openxmlformats.org/drawingml/2006/picture">
+                <pic:pic>
+                  <pic:nvPicPr>
+                    <pic:cNvPr id="0" name="github_actions_ci.png"/>
+                    <pic:cNvPicPr/>
+                  </pic:nvPicPr>
+                  <pic:blipFill>
+                    <a:blip r:embed="rId14"/>
+                    <a:stretch>
+                      <a:fillRect/>
+                    </a:stretch>
+                  </pic:blipFill>
+                  <pic:spPr>
+                    <a:xfrm>
+                      <a:off x="0" y="0"/>
+                      <a:ext cx="5715000" cy="1923143"/>
+                    </a:xfrm>
+                    <a:prstGeom prst="rect"/>
+                  </pic:spPr>
+                </pic:pic>
+              </a:graphicData>
+            </a:graphic>
+          </wp:inline>
+        </w:drawing>
+      </w:r>
+    </w:p>
+    <w:p>
+      <w:pPr>
+        <w:pStyle w:val="Caption"/>
+        <w:jc w:val="center"/>
+      </w:pPr>
+      <w:r>
+        <w:t>Figure 4. GitHub Actions run list on master; both displayed runs failed.</w:t>
       </w:r>
     </w:p>
     <w:p>
@@ -2717,7 +2765,7 @@
         <w:spacing w:after="40"/>
       </w:pPr>
       <w:r>
-        <w:t>These unit tests do not replace a built-container request test; container validation remains pending because the Docker engine was unavailable in this execution environment.</w:t>
+        <w:t>The Linux container smoke test exercised POST /predict with a 13-feature JSON request. It returned prediction 0 (negative) with positive-class confidence 0.355847. The metrics endpoint recorded one successful prediction; the measurement is detailed in Section 8.</w:t>
       </w:r>
     </w:p>
     <w:p>
@@ -3022,7 +3070,7 @@
     </w:p>
     <w:p>
       <w:r>
-        <w:t>The FastAPI request schema bounds each field to plausible dataset code ranges. The response contains a binary prediction, a positive/negative label, and the model's positive-class probability. That probability is an uncalibrated model score, not a medical risk estimate. The service now uses a lifespan handler to load the packaged pipeline on startup.</w:t>
+        <w:t>The FastAPI service accepts a JSON request with the 13 model features at POST /predict. Its schema validates the fields and their expected ranges. The response includes a binary prediction, a positive/negative label, and positive-class confidence. The Linux sample request returned {"prediction":0,"label":"negative","confidence_positive":0.355847}. That confidence is an uncalibrated model score, not a medical risk estimate. The service loads the packaged pipeline on startup; GET /health reports model availability and GET /metrics exposes Prometheus data.</w:t>
       </w:r>
     </w:p>
     <w:p>
@@ -3035,7 +3083,7 @@
     </w:p>
     <w:p>
       <w:r>
-        <w:t>The Dockerfile installs the pinned requirements, copies the API source and trained artifact, runs Uvicorn on port 8000, and drops to a non-root user. The Docker Compose file publishes port 8000 and probes /health. A Docker build was not completed: Docker CLI is installed, but the Docker Desktop Linux engine was not running in the available environment.</w:t>
+        <w:t>The Dockerfile uses python:3.11-slim, installs requirements.txt with a 60-second pip timeout and four retries, copies src and artifacts, starts Uvicorn on port 8000, and runs as non-root UID 10001. The Compose configuration in deploy/docker-compose.yml publishes port 8000 and checks /health. On Linux, docker build -t heart-mlops:local . built the image; the container was started with port 8000 published. The sample inference then succeeded at http://localhost:8000/predict, confirming that the packaged artifact loaded and served a request.</w:t>
       </w:r>
     </w:p>
     <w:p>
@@ -3048,7 +3096,7 @@
     </w:p>
     <w:p>
       <w:r>
-        <w:t>The API instruments request totals by outcome and request latency. A production setup still needs Prometheus scraping, dashboard provisioning, alerting thresholds, retained logs, access controls, and model/data drift checks. No dashboard or production monitoring claim is made here.</w:t>
+        <w:t>The Linux GET /metrics output recorded prediction_requests_total{outcome="success"} 1, confirming one successful inference. The latency histogram recorded prediction_latency_seconds_count 1 and prediction_latency_seconds_sum 0.02333469199948013 seconds (about 23.3 ms). This confirms that request outcome and latency are exposed in Prometheus format. A production setup still needs Prometheus scraping, dashboard provisioning, alerting thresholds, retained logs, access controls, and model/data drift checks. No dashboard or production monitoring claim is made here.</w:t>
       </w:r>
     </w:p>
     <w:p>
@@ -3416,7 +3464,7 @@
         <w:spacing w:after="40"/>
       </w:pPr>
       <w:r>
-        <w:t>Build and run the Docker image; capture /health, /predict, and /metrics outputs.</w:t>
+        <w:t>Save the Linux container build and API verification screenshots in the screenshots folder before submission.</w:t>
       </w:r>
     </w:p>
     <w:p>
